--- a/documents/Specifikáció.docx
+++ b/documents/Specifikáció.docx
@@ -1,6 +1,6 @@
 
 <file path=word/document.xml><?xml version="1.0" encoding="utf-8"?>
-<w:document xmlns:wpc="http://schemas.microsoft.com/office/word/2010/wordprocessingCanvas" xmlns:cx="http://schemas.microsoft.com/office/drawing/2014/chartex" xmlns:cx1="http://schemas.microsoft.com/office/drawing/2015/9/8/chartex" xmlns:cx2="http://schemas.microsoft.com/office/drawing/2015/10/21/chartex" xmlns:cx3="http://schemas.microsoft.com/office/drawing/2016/5/9/chartex" xmlns:cx4="http://schemas.microsoft.com/office/drawing/2016/5/10/chartex" xmlns:cx5="http://schemas.microsoft.com/office/drawing/2016/5/11/chartex" xmlns:cx6="http://schemas.microsoft.com/office/drawing/2016/5/12/chartex" xmlns:cx7="http://schemas.microsoft.com/office/drawing/2016/5/13/chartex" xmlns:cx8="http://schemas.microsoft.com/office/drawing/2016/5/14/chartex" xmlns:mc="http://schemas.openxmlformats.org/markup-compatibility/2006" xmlns:aink="http://schemas.microsoft.com/office/drawing/2016/ink" xmlns:am3d="http://schemas.microsoft.com/office/drawing/2017/model3d" xmlns:o="urn:schemas-microsoft-com:office:office" xmlns:r="http://schemas.openxmlformats.org/officeDocument/2006/relationships" xmlns:m="http://schemas.openxmlformats.org/officeDocument/2006/math" xmlns:v="urn:schemas-microsoft-com:vml" xmlns:wp14="http://schemas.microsoft.com/office/word/2010/wordprocessingDrawing" xmlns:wp="http://schemas.openxmlformats.org/drawingml/2006/wordprocessingDrawing" xmlns:w10="urn:schemas-microsoft-com:office:word" xmlns:w="http://schemas.openxmlformats.org/wordprocessingml/2006/main" xmlns:w14="http://schemas.microsoft.com/office/word/2010/wordml" xmlns:w15="http://schemas.microsoft.com/office/word/2012/wordml" xmlns:w16cex="http://schemas.microsoft.com/office/word/2018/wordml/cex" xmlns:w16cid="http://schemas.microsoft.com/office/word/2016/wordml/cid" xmlns:w16="http://schemas.microsoft.com/office/word/2018/wordml" xmlns:w16sdtdh="http://schemas.microsoft.com/office/word/2020/wordml/sdtdatahash" xmlns:w16se="http://schemas.microsoft.com/office/word/2015/wordml/symex" xmlns:wpg="http://schemas.microsoft.com/office/word/2010/wordprocessingGroup" xmlns:wpi="http://schemas.microsoft.com/office/word/2010/wordprocessingInk" xmlns:wne="http://schemas.microsoft.com/office/word/2006/wordml" xmlns:wps="http://schemas.microsoft.com/office/word/2010/wordprocessingShape" mc:Ignorable="w14 w15 w16se w16cid w16 w16cex w16sdtdh wp14">
+<w:document xmlns:wpc="http://schemas.microsoft.com/office/word/2010/wordprocessingCanvas" xmlns:cx="http://schemas.microsoft.com/office/drawing/2014/chartex" xmlns:cx1="http://schemas.microsoft.com/office/drawing/2015/9/8/chartex" xmlns:cx2="http://schemas.microsoft.com/office/drawing/2015/10/21/chartex" xmlns:cx3="http://schemas.microsoft.com/office/drawing/2016/5/9/chartex" xmlns:cx4="http://schemas.microsoft.com/office/drawing/2016/5/10/chartex" xmlns:cx5="http://schemas.microsoft.com/office/drawing/2016/5/11/chartex" xmlns:cx6="http://schemas.microsoft.com/office/drawing/2016/5/12/chartex" xmlns:cx7="http://schemas.microsoft.com/office/drawing/2016/5/13/chartex" xmlns:cx8="http://schemas.microsoft.com/office/drawing/2016/5/14/chartex" xmlns:mc="http://schemas.openxmlformats.org/markup-compatibility/2006" xmlns:aink="http://schemas.microsoft.com/office/drawing/2016/ink" xmlns:am3d="http://schemas.microsoft.com/office/drawing/2017/model3d" xmlns:o="urn:schemas-microsoft-com:office:office" xmlns:oel="http://schemas.microsoft.com/office/2019/extlst" xmlns:r="http://schemas.openxmlformats.org/officeDocument/2006/relationships" xmlns:m="http://schemas.openxmlformats.org/officeDocument/2006/math" xmlns:v="urn:schemas-microsoft-com:vml" xmlns:wp14="http://schemas.microsoft.com/office/word/2010/wordprocessingDrawing" xmlns:wp="http://schemas.openxmlformats.org/drawingml/2006/wordprocessingDrawing" xmlns:w10="urn:schemas-microsoft-com:office:word" xmlns:w="http://schemas.openxmlformats.org/wordprocessingml/2006/main" xmlns:w14="http://schemas.microsoft.com/office/word/2010/wordml" xmlns:w15="http://schemas.microsoft.com/office/word/2012/wordml" xmlns:w16cex="http://schemas.microsoft.com/office/word/2018/wordml/cex" xmlns:w16cid="http://schemas.microsoft.com/office/word/2016/wordml/cid" xmlns:w16="http://schemas.microsoft.com/office/word/2018/wordml" xmlns:w16du="http://schemas.microsoft.com/office/word/2023/wordml/word16du" xmlns:w16sdtdh="http://schemas.microsoft.com/office/word/2020/wordml/sdtdatahash" xmlns:w16sdtfl="http://schemas.microsoft.com/office/word/2024/wordml/sdtformatlock" xmlns:w16se="http://schemas.microsoft.com/office/word/2015/wordml/symex" xmlns:wpg="http://schemas.microsoft.com/office/word/2010/wordprocessingGroup" xmlns:wpi="http://schemas.microsoft.com/office/word/2010/wordprocessingInk" xmlns:wne="http://schemas.microsoft.com/office/word/2006/wordml" xmlns:wps="http://schemas.microsoft.com/office/word/2010/wordprocessingShape" mc:Ignorable="w14 w15 w16se w16cid w16 w16cex w16sdtdh w16sdtfl w16du wp14">
   <w:body>
     <w:p>
       <w:pPr>
@@ -1209,7 +1209,7 @@
           <w:szCs w:val="28"/>
           <w:lang w:eastAsia="hu-HU"/>
         </w:rPr>
-        <w:t xml:space="preserve"> ismertessük a weboldal fő funkcióit és az általa nyújtott lehetőségeket </w:t>
+        <w:t xml:space="preserve"> ismertessük a weboldal fő funkcióit és az általa nyújtott </w:t>
       </w:r>
       <w:r>
         <w:rPr>
@@ -1218,7 +1218,7 @@
           <w:szCs w:val="28"/>
           <w:lang w:eastAsia="hu-HU"/>
         </w:rPr>
-        <w:t>.</w:t>
+        <w:t>lehetőségeket.</w:t>
       </w:r>
     </w:p>
     <w:p>
@@ -1643,23 +1643,7 @@
           <w:sz w:val="28"/>
           <w:szCs w:val="28"/>
         </w:rPr>
-        <w:t xml:space="preserve">Reszponzív design (mobil, tablet, </w:t>
-      </w:r>
-      <w:proofErr w:type="spellStart"/>
-      <w:r>
-        <w:rPr>
-          <w:sz w:val="28"/>
-          <w:szCs w:val="28"/>
-        </w:rPr>
-        <w:t>desktop</w:t>
-      </w:r>
-      <w:proofErr w:type="spellEnd"/>
-      <w:r>
-        <w:rPr>
-          <w:sz w:val="28"/>
-          <w:szCs w:val="28"/>
-        </w:rPr>
-        <w:t>)</w:t>
+        <w:t>Reszponzív design (mobil, tablet, desktop)</w:t>
       </w:r>
     </w:p>
     <w:p>
@@ -1842,6 +1826,13 @@
         </w:rPr>
         <w:t>Profil</w:t>
       </w:r>
+      <w:r>
+        <w:rPr>
+          <w:sz w:val="28"/>
+          <w:szCs w:val="28"/>
+        </w:rPr>
+        <w:t>(Profile.html)</w:t>
+      </w:r>
     </w:p>
     <w:p>
       <w:pPr>
@@ -1873,26 +1864,6 @@
     <w:p>
       <w:pPr>
         <w:pStyle w:val="NormlWeb"/>
-        <w:numPr>
-          <w:ilvl w:val="0"/>
-          <w:numId w:val="6"/>
-        </w:numPr>
-        <w:rPr>
-          <w:sz w:val="28"/>
-          <w:szCs w:val="28"/>
-        </w:rPr>
-      </w:pPr>
-      <w:r>
-        <w:rPr>
-          <w:sz w:val="28"/>
-          <w:szCs w:val="28"/>
-        </w:rPr>
-        <w:t>Kapcsolat</w:t>
-      </w:r>
-    </w:p>
-    <w:p>
-      <w:pPr>
-        <w:pStyle w:val="NormlWeb"/>
         <w:rPr>
           <w:color w:val="351F5B"/>
           <w:sz w:val="28"/>
@@ -2346,17 +2317,15 @@
           <w:sz w:val="28"/>
           <w:szCs w:val="28"/>
         </w:rPr>
-        <w:t xml:space="preserve">Gombok és interakciók </w:t>
-      </w:r>
-      <w:proofErr w:type="spellStart"/>
-      <w:r>
-        <w:rPr>
-          <w:sz w:val="28"/>
-          <w:szCs w:val="28"/>
-        </w:rPr>
-        <w:t>Tailwind</w:t>
-      </w:r>
-      <w:proofErr w:type="spellEnd"/>
+        <w:t>Gombok és interakciók Tailwind</w:t>
+      </w:r>
+      <w:r>
+        <w:rPr>
+          <w:sz w:val="28"/>
+          <w:szCs w:val="28"/>
+        </w:rPr>
+        <w:t xml:space="preserve"> (Google design)</w:t>
+      </w:r>
       <w:r>
         <w:rPr>
           <w:sz w:val="28"/>
@@ -2438,17 +2407,15 @@
           <w:sz w:val="28"/>
           <w:szCs w:val="28"/>
         </w:rPr>
-        <w:t xml:space="preserve"> HTML, CSS, JavaScript, </w:t>
-      </w:r>
-      <w:proofErr w:type="spellStart"/>
-      <w:r>
-        <w:rPr>
-          <w:sz w:val="28"/>
-          <w:szCs w:val="28"/>
-        </w:rPr>
-        <w:t>Tailwind</w:t>
-      </w:r>
-      <w:proofErr w:type="spellEnd"/>
+        <w:t xml:space="preserve"> HTML, CSS, JavaScript, Tailwind</w:t>
+      </w:r>
+      <w:r>
+        <w:rPr>
+          <w:sz w:val="28"/>
+          <w:szCs w:val="28"/>
+        </w:rPr>
+        <w:t xml:space="preserve"> CSS</w:t>
+      </w:r>
     </w:p>
     <w:p>
       <w:pPr>
@@ -2482,15 +2449,14 @@
           <w:sz w:val="28"/>
           <w:szCs w:val="28"/>
         </w:rPr>
-        <w:t xml:space="preserve">, Express.js, </w:t>
-      </w:r>
-      <w:proofErr w:type="spellStart"/>
-      <w:r>
-        <w:rPr>
-          <w:sz w:val="28"/>
-          <w:szCs w:val="28"/>
-        </w:rPr>
-        <w:t>Bycrypt</w:t>
+        <w:t xml:space="preserve"> és kiegészítő könyvtárak(</w:t>
+      </w:r>
+      <w:r>
+        <w:rPr>
+          <w:sz w:val="28"/>
+          <w:szCs w:val="28"/>
+        </w:rPr>
+        <w:t>Express.js, Bycrypt</w:t>
       </w:r>
       <w:r>
         <w:rPr>
@@ -2499,13 +2465,26 @@
         </w:rPr>
         <w:t>JS</w:t>
       </w:r>
-      <w:proofErr w:type="spellEnd"/>
-      <w:r>
-        <w:rPr>
-          <w:sz w:val="28"/>
-          <w:szCs w:val="28"/>
-        </w:rPr>
-        <w:t>, CORS</w:t>
+      <w:r>
+        <w:rPr>
+          <w:sz w:val="28"/>
+          <w:szCs w:val="28"/>
+        </w:rPr>
+        <w:t>,</w:t>
+      </w:r>
+      <w:r>
+        <w:rPr>
+          <w:sz w:val="28"/>
+          <w:szCs w:val="28"/>
+        </w:rPr>
+        <w:t xml:space="preserve"> CORS</w:t>
+      </w:r>
+      <w:r>
+        <w:rPr>
+          <w:sz w:val="28"/>
+          <w:szCs w:val="28"/>
+        </w:rPr>
+        <w:t>, JWT token, Dotenv és Postgres.js)</w:t>
       </w:r>
     </w:p>
     <w:p>
@@ -2533,17 +2512,8 @@
           <w:sz w:val="28"/>
           <w:szCs w:val="28"/>
         </w:rPr>
-        <w:t xml:space="preserve"> </w:t>
-      </w:r>
-      <w:proofErr w:type="spellStart"/>
-      <w:r>
-        <w:rPr>
-          <w:sz w:val="28"/>
-          <w:szCs w:val="28"/>
-        </w:rPr>
-        <w:t>Supabase</w:t>
-      </w:r>
-      <w:proofErr w:type="spellEnd"/>
+        <w:t xml:space="preserve"> Supabase</w:t>
+      </w:r>
     </w:p>
     <w:p>
       <w:pPr>
@@ -2602,23 +2572,7 @@
           <w:sz w:val="28"/>
           <w:szCs w:val="28"/>
         </w:rPr>
-        <w:t xml:space="preserve">Biztonságos </w:t>
-      </w:r>
-      <w:proofErr w:type="spellStart"/>
-      <w:r>
-        <w:rPr>
-          <w:sz w:val="28"/>
-          <w:szCs w:val="28"/>
-        </w:rPr>
-        <w:t>autentikáció</w:t>
-      </w:r>
-      <w:proofErr w:type="spellEnd"/>
-      <w:r>
-        <w:rPr>
-          <w:sz w:val="28"/>
-          <w:szCs w:val="28"/>
-        </w:rPr>
-        <w:t xml:space="preserve"> és felhasználókezelés</w:t>
+        <w:t>Biztonságos autentikáció és felhasználókezelés</w:t>
       </w:r>
     </w:p>
     <w:p>
@@ -2770,17 +2724,8 @@
           <w:sz w:val="28"/>
           <w:szCs w:val="28"/>
         </w:rPr>
-        <w:t xml:space="preserve">Reszponzív teszt: mobil, tablet, </w:t>
-      </w:r>
-      <w:proofErr w:type="spellStart"/>
-      <w:r>
-        <w:rPr>
-          <w:sz w:val="28"/>
-          <w:szCs w:val="28"/>
-        </w:rPr>
-        <w:t>desktop</w:t>
-      </w:r>
-      <w:proofErr w:type="spellEnd"/>
+        <w:t>Reszponzív teszt: mobil, tablet, desktop</w:t>
+      </w:r>
     </w:p>
     <w:p>
       <w:pPr>
@@ -2800,6 +2745,13 @@
           <w:szCs w:val="28"/>
         </w:rPr>
         <w:t>Hibakezelés és visszajelzés ellenőrzése</w:t>
+      </w:r>
+      <w:r>
+        <w:rPr>
+          <w:sz w:val="28"/>
+          <w:szCs w:val="28"/>
+        </w:rPr>
+        <w:t>(Robot Framework)</w:t>
       </w:r>
     </w:p>
     <w:sectPr>
@@ -2817,7 +2769,7 @@
 </file>
 
 <file path=word/endnotes.xml><?xml version="1.0" encoding="utf-8"?>
-<w:endnotes xmlns:wpc="http://schemas.microsoft.com/office/word/2010/wordprocessingCanvas" xmlns:cx="http://schemas.microsoft.com/office/drawing/2014/chartex" xmlns:cx1="http://schemas.microsoft.com/office/drawing/2015/9/8/chartex" xmlns:cx2="http://schemas.microsoft.com/office/drawing/2015/10/21/chartex" xmlns:cx3="http://schemas.microsoft.com/office/drawing/2016/5/9/chartex" xmlns:cx4="http://schemas.microsoft.com/office/drawing/2016/5/10/chartex" xmlns:cx5="http://schemas.microsoft.com/office/drawing/2016/5/11/chartex" xmlns:cx6="http://schemas.microsoft.com/office/drawing/2016/5/12/chartex" xmlns:cx7="http://schemas.microsoft.com/office/drawing/2016/5/13/chartex" xmlns:cx8="http://schemas.microsoft.com/office/drawing/2016/5/14/chartex" xmlns:mc="http://schemas.openxmlformats.org/markup-compatibility/2006" xmlns:aink="http://schemas.microsoft.com/office/drawing/2016/ink" xmlns:am3d="http://schemas.microsoft.com/office/drawing/2017/model3d" xmlns:o="urn:schemas-microsoft-com:office:office" xmlns:r="http://schemas.openxmlformats.org/officeDocument/2006/relationships" xmlns:m="http://schemas.openxmlformats.org/officeDocument/2006/math" xmlns:v="urn:schemas-microsoft-com:vml" xmlns:wp14="http://schemas.microsoft.com/office/word/2010/wordprocessingDrawing" xmlns:wp="http://schemas.openxmlformats.org/drawingml/2006/wordprocessingDrawing" xmlns:w10="urn:schemas-microsoft-com:office:word" xmlns:w="http://schemas.openxmlformats.org/wordprocessingml/2006/main" xmlns:w14="http://schemas.microsoft.com/office/word/2010/wordml" xmlns:w15="http://schemas.microsoft.com/office/word/2012/wordml" xmlns:w16cex="http://schemas.microsoft.com/office/word/2018/wordml/cex" xmlns:w16cid="http://schemas.microsoft.com/office/word/2016/wordml/cid" xmlns:w16="http://schemas.microsoft.com/office/word/2018/wordml" xmlns:w16sdtdh="http://schemas.microsoft.com/office/word/2020/wordml/sdtdatahash" xmlns:w16se="http://schemas.microsoft.com/office/word/2015/wordml/symex" xmlns:wpg="http://schemas.microsoft.com/office/word/2010/wordprocessingGroup" xmlns:wpi="http://schemas.microsoft.com/office/word/2010/wordprocessingInk" xmlns:wne="http://schemas.microsoft.com/office/word/2006/wordml" xmlns:wps="http://schemas.microsoft.com/office/word/2010/wordprocessingShape" mc:Ignorable="w14 w15 w16se w16cid w16 w16cex w16sdtdh wp14">
+<w:endnotes xmlns:wpc="http://schemas.microsoft.com/office/word/2010/wordprocessingCanvas" xmlns:cx="http://schemas.microsoft.com/office/drawing/2014/chartex" xmlns:cx1="http://schemas.microsoft.com/office/drawing/2015/9/8/chartex" xmlns:cx2="http://schemas.microsoft.com/office/drawing/2015/10/21/chartex" xmlns:cx3="http://schemas.microsoft.com/office/drawing/2016/5/9/chartex" xmlns:cx4="http://schemas.microsoft.com/office/drawing/2016/5/10/chartex" xmlns:cx5="http://schemas.microsoft.com/office/drawing/2016/5/11/chartex" xmlns:cx6="http://schemas.microsoft.com/office/drawing/2016/5/12/chartex" xmlns:cx7="http://schemas.microsoft.com/office/drawing/2016/5/13/chartex" xmlns:cx8="http://schemas.microsoft.com/office/drawing/2016/5/14/chartex" xmlns:mc="http://schemas.openxmlformats.org/markup-compatibility/2006" xmlns:aink="http://schemas.microsoft.com/office/drawing/2016/ink" xmlns:am3d="http://schemas.microsoft.com/office/drawing/2017/model3d" xmlns:o="urn:schemas-microsoft-com:office:office" xmlns:oel="http://schemas.microsoft.com/office/2019/extlst" xmlns:r="http://schemas.openxmlformats.org/officeDocument/2006/relationships" xmlns:m="http://schemas.openxmlformats.org/officeDocument/2006/math" xmlns:v="urn:schemas-microsoft-com:vml" xmlns:wp14="http://schemas.microsoft.com/office/word/2010/wordprocessingDrawing" xmlns:wp="http://schemas.openxmlformats.org/drawingml/2006/wordprocessingDrawing" xmlns:w10="urn:schemas-microsoft-com:office:word" xmlns:w="http://schemas.openxmlformats.org/wordprocessingml/2006/main" xmlns:w14="http://schemas.microsoft.com/office/word/2010/wordml" xmlns:w15="http://schemas.microsoft.com/office/word/2012/wordml" xmlns:w16cex="http://schemas.microsoft.com/office/word/2018/wordml/cex" xmlns:w16cid="http://schemas.microsoft.com/office/word/2016/wordml/cid" xmlns:w16="http://schemas.microsoft.com/office/word/2018/wordml" xmlns:w16du="http://schemas.microsoft.com/office/word/2023/wordml/word16du" xmlns:w16sdtdh="http://schemas.microsoft.com/office/word/2020/wordml/sdtdatahash" xmlns:w16sdtfl="http://schemas.microsoft.com/office/word/2024/wordml/sdtformatlock" xmlns:w16se="http://schemas.microsoft.com/office/word/2015/wordml/symex" xmlns:wpg="http://schemas.microsoft.com/office/word/2010/wordprocessingGroup" xmlns:wpi="http://schemas.microsoft.com/office/word/2010/wordprocessingInk" xmlns:wne="http://schemas.microsoft.com/office/word/2006/wordml" xmlns:wps="http://schemas.microsoft.com/office/word/2010/wordprocessingShape" mc:Ignorable="w14 w15 w16se w16cid w16 w16cex w16sdtdh w16sdtfl w16du wp14">
   <w:endnote w:type="separator" w:id="-1">
     <w:p>
       <w:pPr>
@@ -2842,7 +2794,7 @@
 </file>
 
 <file path=word/footer1.xml><?xml version="1.0" encoding="utf-8"?>
-<w:ftr xmlns:wpc="http://schemas.microsoft.com/office/word/2010/wordprocessingCanvas" xmlns:cx="http://schemas.microsoft.com/office/drawing/2014/chartex" xmlns:cx1="http://schemas.microsoft.com/office/drawing/2015/9/8/chartex" xmlns:cx2="http://schemas.microsoft.com/office/drawing/2015/10/21/chartex" xmlns:cx3="http://schemas.microsoft.com/office/drawing/2016/5/9/chartex" xmlns:cx4="http://schemas.microsoft.com/office/drawing/2016/5/10/chartex" xmlns:cx5="http://schemas.microsoft.com/office/drawing/2016/5/11/chartex" xmlns:cx6="http://schemas.microsoft.com/office/drawing/2016/5/12/chartex" xmlns:cx7="http://schemas.microsoft.com/office/drawing/2016/5/13/chartex" xmlns:cx8="http://schemas.microsoft.com/office/drawing/2016/5/14/chartex" xmlns:mc="http://schemas.openxmlformats.org/markup-compatibility/2006" xmlns:aink="http://schemas.microsoft.com/office/drawing/2016/ink" xmlns:am3d="http://schemas.microsoft.com/office/drawing/2017/model3d" xmlns:o="urn:schemas-microsoft-com:office:office" xmlns:r="http://schemas.openxmlformats.org/officeDocument/2006/relationships" xmlns:m="http://schemas.openxmlformats.org/officeDocument/2006/math" xmlns:v="urn:schemas-microsoft-com:vml" xmlns:wp14="http://schemas.microsoft.com/office/word/2010/wordprocessingDrawing" xmlns:wp="http://schemas.openxmlformats.org/drawingml/2006/wordprocessingDrawing" xmlns:w10="urn:schemas-microsoft-com:office:word" xmlns:w="http://schemas.openxmlformats.org/wordprocessingml/2006/main" xmlns:w14="http://schemas.microsoft.com/office/word/2010/wordml" xmlns:w15="http://schemas.microsoft.com/office/word/2012/wordml" xmlns:w16cex="http://schemas.microsoft.com/office/word/2018/wordml/cex" xmlns:w16cid="http://schemas.microsoft.com/office/word/2016/wordml/cid" xmlns:w16="http://schemas.microsoft.com/office/word/2018/wordml" xmlns:w16sdtdh="http://schemas.microsoft.com/office/word/2020/wordml/sdtdatahash" xmlns:w16se="http://schemas.microsoft.com/office/word/2015/wordml/symex" xmlns:wpg="http://schemas.microsoft.com/office/word/2010/wordprocessingGroup" xmlns:wpi="http://schemas.microsoft.com/office/word/2010/wordprocessingInk" xmlns:wne="http://schemas.microsoft.com/office/word/2006/wordml" xmlns:wps="http://schemas.microsoft.com/office/word/2010/wordprocessingShape" mc:Ignorable="w14 w15 w16se w16cid w16 w16cex w16sdtdh wp14">
+<w:ftr xmlns:wpc="http://schemas.microsoft.com/office/word/2010/wordprocessingCanvas" xmlns:cx="http://schemas.microsoft.com/office/drawing/2014/chartex" xmlns:cx1="http://schemas.microsoft.com/office/drawing/2015/9/8/chartex" xmlns:cx2="http://schemas.microsoft.com/office/drawing/2015/10/21/chartex" xmlns:cx3="http://schemas.microsoft.com/office/drawing/2016/5/9/chartex" xmlns:cx4="http://schemas.microsoft.com/office/drawing/2016/5/10/chartex" xmlns:cx5="http://schemas.microsoft.com/office/drawing/2016/5/11/chartex" xmlns:cx6="http://schemas.microsoft.com/office/drawing/2016/5/12/chartex" xmlns:cx7="http://schemas.microsoft.com/office/drawing/2016/5/13/chartex" xmlns:cx8="http://schemas.microsoft.com/office/drawing/2016/5/14/chartex" xmlns:mc="http://schemas.openxmlformats.org/markup-compatibility/2006" xmlns:aink="http://schemas.microsoft.com/office/drawing/2016/ink" xmlns:am3d="http://schemas.microsoft.com/office/drawing/2017/model3d" xmlns:o="urn:schemas-microsoft-com:office:office" xmlns:oel="http://schemas.microsoft.com/office/2019/extlst" xmlns:r="http://schemas.openxmlformats.org/officeDocument/2006/relationships" xmlns:m="http://schemas.openxmlformats.org/officeDocument/2006/math" xmlns:v="urn:schemas-microsoft-com:vml" xmlns:wp14="http://schemas.microsoft.com/office/word/2010/wordprocessingDrawing" xmlns:wp="http://schemas.openxmlformats.org/drawingml/2006/wordprocessingDrawing" xmlns:w10="urn:schemas-microsoft-com:office:word" xmlns:w="http://schemas.openxmlformats.org/wordprocessingml/2006/main" xmlns:w14="http://schemas.microsoft.com/office/word/2010/wordml" xmlns:w15="http://schemas.microsoft.com/office/word/2012/wordml" xmlns:w16cex="http://schemas.microsoft.com/office/word/2018/wordml/cex" xmlns:w16cid="http://schemas.microsoft.com/office/word/2016/wordml/cid" xmlns:w16="http://schemas.microsoft.com/office/word/2018/wordml" xmlns:w16du="http://schemas.microsoft.com/office/word/2023/wordml/word16du" xmlns:w16sdtdh="http://schemas.microsoft.com/office/word/2020/wordml/sdtdatahash" xmlns:w16sdtfl="http://schemas.microsoft.com/office/word/2024/wordml/sdtformatlock" xmlns:w16se="http://schemas.microsoft.com/office/word/2015/wordml/symex" xmlns:wpg="http://schemas.microsoft.com/office/word/2010/wordprocessingGroup" xmlns:wpi="http://schemas.microsoft.com/office/word/2010/wordprocessingInk" xmlns:wne="http://schemas.microsoft.com/office/word/2006/wordml" xmlns:wps="http://schemas.microsoft.com/office/word/2010/wordprocessingShape" mc:Ignorable="w14 w15 w16se w16cid w16 w16cex w16sdtdh w16sdtfl w16du wp14">
   <w:sdt>
     <w:sdtPr>
       <w:rPr>
@@ -2856,7 +2808,6 @@
         <w:docPartUnique/>
       </w:docPartObj>
     </w:sdtPr>
-    <w:sdtEndPr/>
     <w:sdtContent>
       <w:p>
         <w:pPr>
@@ -2927,7 +2878,7 @@
 </file>
 
 <file path=word/footer2.xml><?xml version="1.0" encoding="utf-8"?>
-<w:ftr xmlns:wpc="http://schemas.microsoft.com/office/word/2010/wordprocessingCanvas" xmlns:cx="http://schemas.microsoft.com/office/drawing/2014/chartex" xmlns:cx1="http://schemas.microsoft.com/office/drawing/2015/9/8/chartex" xmlns:cx2="http://schemas.microsoft.com/office/drawing/2015/10/21/chartex" xmlns:cx3="http://schemas.microsoft.com/office/drawing/2016/5/9/chartex" xmlns:cx4="http://schemas.microsoft.com/office/drawing/2016/5/10/chartex" xmlns:cx5="http://schemas.microsoft.com/office/drawing/2016/5/11/chartex" xmlns:cx6="http://schemas.microsoft.com/office/drawing/2016/5/12/chartex" xmlns:cx7="http://schemas.microsoft.com/office/drawing/2016/5/13/chartex" xmlns:cx8="http://schemas.microsoft.com/office/drawing/2016/5/14/chartex" xmlns:mc="http://schemas.openxmlformats.org/markup-compatibility/2006" xmlns:aink="http://schemas.microsoft.com/office/drawing/2016/ink" xmlns:am3d="http://schemas.microsoft.com/office/drawing/2017/model3d" xmlns:o="urn:schemas-microsoft-com:office:office" xmlns:r="http://schemas.openxmlformats.org/officeDocument/2006/relationships" xmlns:m="http://schemas.openxmlformats.org/officeDocument/2006/math" xmlns:v="urn:schemas-microsoft-com:vml" xmlns:wp14="http://schemas.microsoft.com/office/word/2010/wordprocessingDrawing" xmlns:wp="http://schemas.openxmlformats.org/drawingml/2006/wordprocessingDrawing" xmlns:w10="urn:schemas-microsoft-com:office:word" xmlns:w="http://schemas.openxmlformats.org/wordprocessingml/2006/main" xmlns:w14="http://schemas.microsoft.com/office/word/2010/wordml" xmlns:w15="http://schemas.microsoft.com/office/word/2012/wordml" xmlns:w16cex="http://schemas.microsoft.com/office/word/2018/wordml/cex" xmlns:w16cid="http://schemas.microsoft.com/office/word/2016/wordml/cid" xmlns:w16="http://schemas.microsoft.com/office/word/2018/wordml" xmlns:w16sdtdh="http://schemas.microsoft.com/office/word/2020/wordml/sdtdatahash" xmlns:w16se="http://schemas.microsoft.com/office/word/2015/wordml/symex" xmlns:wpg="http://schemas.microsoft.com/office/word/2010/wordprocessingGroup" xmlns:wpi="http://schemas.microsoft.com/office/word/2010/wordprocessingInk" xmlns:wne="http://schemas.microsoft.com/office/word/2006/wordml" xmlns:wps="http://schemas.microsoft.com/office/word/2010/wordprocessingShape" mc:Ignorable="w14 w15 w16se w16cid w16 w16cex w16sdtdh wp14">
+<w:ftr xmlns:wpc="http://schemas.microsoft.com/office/word/2010/wordprocessingCanvas" xmlns:cx="http://schemas.microsoft.com/office/drawing/2014/chartex" xmlns:cx1="http://schemas.microsoft.com/office/drawing/2015/9/8/chartex" xmlns:cx2="http://schemas.microsoft.com/office/drawing/2015/10/21/chartex" xmlns:cx3="http://schemas.microsoft.com/office/drawing/2016/5/9/chartex" xmlns:cx4="http://schemas.microsoft.com/office/drawing/2016/5/10/chartex" xmlns:cx5="http://schemas.microsoft.com/office/drawing/2016/5/11/chartex" xmlns:cx6="http://schemas.microsoft.com/office/drawing/2016/5/12/chartex" xmlns:cx7="http://schemas.microsoft.com/office/drawing/2016/5/13/chartex" xmlns:cx8="http://schemas.microsoft.com/office/drawing/2016/5/14/chartex" xmlns:mc="http://schemas.openxmlformats.org/markup-compatibility/2006" xmlns:aink="http://schemas.microsoft.com/office/drawing/2016/ink" xmlns:am3d="http://schemas.microsoft.com/office/drawing/2017/model3d" xmlns:o="urn:schemas-microsoft-com:office:office" xmlns:oel="http://schemas.microsoft.com/office/2019/extlst" xmlns:r="http://schemas.openxmlformats.org/officeDocument/2006/relationships" xmlns:m="http://schemas.openxmlformats.org/officeDocument/2006/math" xmlns:v="urn:schemas-microsoft-com:vml" xmlns:wp14="http://schemas.microsoft.com/office/word/2010/wordprocessingDrawing" xmlns:wp="http://schemas.openxmlformats.org/drawingml/2006/wordprocessingDrawing" xmlns:w10="urn:schemas-microsoft-com:office:word" xmlns:w="http://schemas.openxmlformats.org/wordprocessingml/2006/main" xmlns:w14="http://schemas.microsoft.com/office/word/2010/wordml" xmlns:w15="http://schemas.microsoft.com/office/word/2012/wordml" xmlns:w16cex="http://schemas.microsoft.com/office/word/2018/wordml/cex" xmlns:w16cid="http://schemas.microsoft.com/office/word/2016/wordml/cid" xmlns:w16="http://schemas.microsoft.com/office/word/2018/wordml" xmlns:w16du="http://schemas.microsoft.com/office/word/2023/wordml/word16du" xmlns:w16sdtdh="http://schemas.microsoft.com/office/word/2020/wordml/sdtdatahash" xmlns:w16sdtfl="http://schemas.microsoft.com/office/word/2024/wordml/sdtformatlock" xmlns:w16se="http://schemas.microsoft.com/office/word/2015/wordml/symex" xmlns:wpg="http://schemas.microsoft.com/office/word/2010/wordprocessingGroup" xmlns:wpi="http://schemas.microsoft.com/office/word/2010/wordprocessingInk" xmlns:wne="http://schemas.microsoft.com/office/word/2006/wordml" xmlns:wps="http://schemas.microsoft.com/office/word/2010/wordprocessingShape" mc:Ignorable="w14 w15 w16se w16cid w16 w16cex w16sdtdh w16sdtfl w16du wp14">
   <w:sdt>
     <w:sdtPr>
       <w:rPr>
@@ -2941,7 +2892,6 @@
         <w:docPartUnique/>
       </w:docPartObj>
     </w:sdtPr>
-    <w:sdtEndPr/>
     <w:sdtContent>
       <w:p>
         <w:pPr>
@@ -3012,7 +2962,7 @@
 </file>
 
 <file path=word/footnotes.xml><?xml version="1.0" encoding="utf-8"?>
-<w:footnotes xmlns:wpc="http://schemas.microsoft.com/office/word/2010/wordprocessingCanvas" xmlns:cx="http://schemas.microsoft.com/office/drawing/2014/chartex" xmlns:cx1="http://schemas.microsoft.com/office/drawing/2015/9/8/chartex" xmlns:cx2="http://schemas.microsoft.com/office/drawing/2015/10/21/chartex" xmlns:cx3="http://schemas.microsoft.com/office/drawing/2016/5/9/chartex" xmlns:cx4="http://schemas.microsoft.com/office/drawing/2016/5/10/chartex" xmlns:cx5="http://schemas.microsoft.com/office/drawing/2016/5/11/chartex" xmlns:cx6="http://schemas.microsoft.com/office/drawing/2016/5/12/chartex" xmlns:cx7="http://schemas.microsoft.com/office/drawing/2016/5/13/chartex" xmlns:cx8="http://schemas.microsoft.com/office/drawing/2016/5/14/chartex" xmlns:mc="http://schemas.openxmlformats.org/markup-compatibility/2006" xmlns:aink="http://schemas.microsoft.com/office/drawing/2016/ink" xmlns:am3d="http://schemas.microsoft.com/office/drawing/2017/model3d" xmlns:o="urn:schemas-microsoft-com:office:office" xmlns:r="http://schemas.openxmlformats.org/officeDocument/2006/relationships" xmlns:m="http://schemas.openxmlformats.org/officeDocument/2006/math" xmlns:v="urn:schemas-microsoft-com:vml" xmlns:wp14="http://schemas.microsoft.com/office/word/2010/wordprocessingDrawing" xmlns:wp="http://schemas.openxmlformats.org/drawingml/2006/wordprocessingDrawing" xmlns:w10="urn:schemas-microsoft-com:office:word" xmlns:w="http://schemas.openxmlformats.org/wordprocessingml/2006/main" xmlns:w14="http://schemas.microsoft.com/office/word/2010/wordml" xmlns:w15="http://schemas.microsoft.com/office/word/2012/wordml" xmlns:w16cex="http://schemas.microsoft.com/office/word/2018/wordml/cex" xmlns:w16cid="http://schemas.microsoft.com/office/word/2016/wordml/cid" xmlns:w16="http://schemas.microsoft.com/office/word/2018/wordml" xmlns:w16sdtdh="http://schemas.microsoft.com/office/word/2020/wordml/sdtdatahash" xmlns:w16se="http://schemas.microsoft.com/office/word/2015/wordml/symex" xmlns:wpg="http://schemas.microsoft.com/office/word/2010/wordprocessingGroup" xmlns:wpi="http://schemas.microsoft.com/office/word/2010/wordprocessingInk" xmlns:wne="http://schemas.microsoft.com/office/word/2006/wordml" xmlns:wps="http://schemas.microsoft.com/office/word/2010/wordprocessingShape" mc:Ignorable="w14 w15 w16se w16cid w16 w16cex w16sdtdh wp14">
+<w:footnotes xmlns:wpc="http://schemas.microsoft.com/office/word/2010/wordprocessingCanvas" xmlns:cx="http://schemas.microsoft.com/office/drawing/2014/chartex" xmlns:cx1="http://schemas.microsoft.com/office/drawing/2015/9/8/chartex" xmlns:cx2="http://schemas.microsoft.com/office/drawing/2015/10/21/chartex" xmlns:cx3="http://schemas.microsoft.com/office/drawing/2016/5/9/chartex" xmlns:cx4="http://schemas.microsoft.com/office/drawing/2016/5/10/chartex" xmlns:cx5="http://schemas.microsoft.com/office/drawing/2016/5/11/chartex" xmlns:cx6="http://schemas.microsoft.com/office/drawing/2016/5/12/chartex" xmlns:cx7="http://schemas.microsoft.com/office/drawing/2016/5/13/chartex" xmlns:cx8="http://schemas.microsoft.com/office/drawing/2016/5/14/chartex" xmlns:mc="http://schemas.openxmlformats.org/markup-compatibility/2006" xmlns:aink="http://schemas.microsoft.com/office/drawing/2016/ink" xmlns:am3d="http://schemas.microsoft.com/office/drawing/2017/model3d" xmlns:o="urn:schemas-microsoft-com:office:office" xmlns:oel="http://schemas.microsoft.com/office/2019/extlst" xmlns:r="http://schemas.openxmlformats.org/officeDocument/2006/relationships" xmlns:m="http://schemas.openxmlformats.org/officeDocument/2006/math" xmlns:v="urn:schemas-microsoft-com:vml" xmlns:wp14="http://schemas.microsoft.com/office/word/2010/wordprocessingDrawing" xmlns:wp="http://schemas.openxmlformats.org/drawingml/2006/wordprocessingDrawing" xmlns:w10="urn:schemas-microsoft-com:office:word" xmlns:w="http://schemas.openxmlformats.org/wordprocessingml/2006/main" xmlns:w14="http://schemas.microsoft.com/office/word/2010/wordml" xmlns:w15="http://schemas.microsoft.com/office/word/2012/wordml" xmlns:w16cex="http://schemas.microsoft.com/office/word/2018/wordml/cex" xmlns:w16cid="http://schemas.microsoft.com/office/word/2016/wordml/cid" xmlns:w16="http://schemas.microsoft.com/office/word/2018/wordml" xmlns:w16du="http://schemas.microsoft.com/office/word/2023/wordml/word16du" xmlns:w16sdtdh="http://schemas.microsoft.com/office/word/2020/wordml/sdtdatahash" xmlns:w16sdtfl="http://schemas.microsoft.com/office/word/2024/wordml/sdtformatlock" xmlns:w16se="http://schemas.microsoft.com/office/word/2015/wordml/symex" xmlns:wpg="http://schemas.microsoft.com/office/word/2010/wordprocessingGroup" xmlns:wpi="http://schemas.microsoft.com/office/word/2010/wordprocessingInk" xmlns:wne="http://schemas.microsoft.com/office/word/2006/wordml" xmlns:wps="http://schemas.microsoft.com/office/word/2010/wordprocessingShape" mc:Ignorable="w14 w15 w16se w16cid w16 w16cex w16sdtdh w16sdtfl w16du wp14">
   <w:footnote w:type="separator" w:id="-1">
     <w:p>
       <w:pPr>
@@ -3037,7 +2987,7 @@
 </file>
 
 <file path=word/header1.xml><?xml version="1.0" encoding="utf-8"?>
-<w:hdr xmlns:wpc="http://schemas.microsoft.com/office/word/2010/wordprocessingCanvas" xmlns:cx="http://schemas.microsoft.com/office/drawing/2014/chartex" xmlns:cx1="http://schemas.microsoft.com/office/drawing/2015/9/8/chartex" xmlns:cx2="http://schemas.microsoft.com/office/drawing/2015/10/21/chartex" xmlns:cx3="http://schemas.microsoft.com/office/drawing/2016/5/9/chartex" xmlns:cx4="http://schemas.microsoft.com/office/drawing/2016/5/10/chartex" xmlns:cx5="http://schemas.microsoft.com/office/drawing/2016/5/11/chartex" xmlns:cx6="http://schemas.microsoft.com/office/drawing/2016/5/12/chartex" xmlns:cx7="http://schemas.microsoft.com/office/drawing/2016/5/13/chartex" xmlns:cx8="http://schemas.microsoft.com/office/drawing/2016/5/14/chartex" xmlns:mc="http://schemas.openxmlformats.org/markup-compatibility/2006" xmlns:aink="http://schemas.microsoft.com/office/drawing/2016/ink" xmlns:am3d="http://schemas.microsoft.com/office/drawing/2017/model3d" xmlns:o="urn:schemas-microsoft-com:office:office" xmlns:r="http://schemas.openxmlformats.org/officeDocument/2006/relationships" xmlns:m="http://schemas.openxmlformats.org/officeDocument/2006/math" xmlns:v="urn:schemas-microsoft-com:vml" xmlns:wp14="http://schemas.microsoft.com/office/word/2010/wordprocessingDrawing" xmlns:wp="http://schemas.openxmlformats.org/drawingml/2006/wordprocessingDrawing" xmlns:w10="urn:schemas-microsoft-com:office:word" xmlns:w="http://schemas.openxmlformats.org/wordprocessingml/2006/main" xmlns:w14="http://schemas.microsoft.com/office/word/2010/wordml" xmlns:w15="http://schemas.microsoft.com/office/word/2012/wordml" xmlns:w16cex="http://schemas.microsoft.com/office/word/2018/wordml/cex" xmlns:w16cid="http://schemas.microsoft.com/office/word/2016/wordml/cid" xmlns:w16="http://schemas.microsoft.com/office/word/2018/wordml" xmlns:w16sdtdh="http://schemas.microsoft.com/office/word/2020/wordml/sdtdatahash" xmlns:w16se="http://schemas.microsoft.com/office/word/2015/wordml/symex" xmlns:wpg="http://schemas.microsoft.com/office/word/2010/wordprocessingGroup" xmlns:wpi="http://schemas.microsoft.com/office/word/2010/wordprocessingInk" xmlns:wne="http://schemas.microsoft.com/office/word/2006/wordml" xmlns:wps="http://schemas.microsoft.com/office/word/2010/wordprocessingShape" mc:Ignorable="w14 w15 w16se w16cid w16 w16cex w16sdtdh wp14">
+<w:hdr xmlns:wpc="http://schemas.microsoft.com/office/word/2010/wordprocessingCanvas" xmlns:cx="http://schemas.microsoft.com/office/drawing/2014/chartex" xmlns:cx1="http://schemas.microsoft.com/office/drawing/2015/9/8/chartex" xmlns:cx2="http://schemas.microsoft.com/office/drawing/2015/10/21/chartex" xmlns:cx3="http://schemas.microsoft.com/office/drawing/2016/5/9/chartex" xmlns:cx4="http://schemas.microsoft.com/office/drawing/2016/5/10/chartex" xmlns:cx5="http://schemas.microsoft.com/office/drawing/2016/5/11/chartex" xmlns:cx6="http://schemas.microsoft.com/office/drawing/2016/5/12/chartex" xmlns:cx7="http://schemas.microsoft.com/office/drawing/2016/5/13/chartex" xmlns:cx8="http://schemas.microsoft.com/office/drawing/2016/5/14/chartex" xmlns:mc="http://schemas.openxmlformats.org/markup-compatibility/2006" xmlns:aink="http://schemas.microsoft.com/office/drawing/2016/ink" xmlns:am3d="http://schemas.microsoft.com/office/drawing/2017/model3d" xmlns:o="urn:schemas-microsoft-com:office:office" xmlns:oel="http://schemas.microsoft.com/office/2019/extlst" xmlns:r="http://schemas.openxmlformats.org/officeDocument/2006/relationships" xmlns:m="http://schemas.openxmlformats.org/officeDocument/2006/math" xmlns:v="urn:schemas-microsoft-com:vml" xmlns:wp14="http://schemas.microsoft.com/office/word/2010/wordprocessingDrawing" xmlns:wp="http://schemas.openxmlformats.org/drawingml/2006/wordprocessingDrawing" xmlns:w10="urn:schemas-microsoft-com:office:word" xmlns:w="http://schemas.openxmlformats.org/wordprocessingml/2006/main" xmlns:w14="http://schemas.microsoft.com/office/word/2010/wordml" xmlns:w15="http://schemas.microsoft.com/office/word/2012/wordml" xmlns:w16cex="http://schemas.microsoft.com/office/word/2018/wordml/cex" xmlns:w16cid="http://schemas.microsoft.com/office/word/2016/wordml/cid" xmlns:w16="http://schemas.microsoft.com/office/word/2018/wordml" xmlns:w16du="http://schemas.microsoft.com/office/word/2023/wordml/word16du" xmlns:w16sdtdh="http://schemas.microsoft.com/office/word/2020/wordml/sdtdatahash" xmlns:w16sdtfl="http://schemas.microsoft.com/office/word/2024/wordml/sdtformatlock" xmlns:w16se="http://schemas.microsoft.com/office/word/2015/wordml/symex" xmlns:wpg="http://schemas.microsoft.com/office/word/2010/wordprocessingGroup" xmlns:wpi="http://schemas.microsoft.com/office/word/2010/wordprocessingInk" xmlns:wne="http://schemas.microsoft.com/office/word/2006/wordml" xmlns:wps="http://schemas.microsoft.com/office/word/2010/wordprocessingShape" mc:Ignorable="w14 w15 w16se w16cid w16 w16cex w16sdtdh w16sdtfl w16du wp14">
   <w:p>
     <w:pPr>
       <w:pStyle w:val="lfej"/>
@@ -3351,7 +3301,7 @@
 </file>
 
 <file path=word/numbering.xml><?xml version="1.0" encoding="utf-8"?>
-<w:numbering xmlns:wpc="http://schemas.microsoft.com/office/word/2010/wordprocessingCanvas" xmlns:cx="http://schemas.microsoft.com/office/drawing/2014/chartex" xmlns:cx1="http://schemas.microsoft.com/office/drawing/2015/9/8/chartex" xmlns:cx2="http://schemas.microsoft.com/office/drawing/2015/10/21/chartex" xmlns:cx3="http://schemas.microsoft.com/office/drawing/2016/5/9/chartex" xmlns:cx4="http://schemas.microsoft.com/office/drawing/2016/5/10/chartex" xmlns:cx5="http://schemas.microsoft.com/office/drawing/2016/5/11/chartex" xmlns:cx6="http://schemas.microsoft.com/office/drawing/2016/5/12/chartex" xmlns:cx7="http://schemas.microsoft.com/office/drawing/2016/5/13/chartex" xmlns:cx8="http://schemas.microsoft.com/office/drawing/2016/5/14/chartex" xmlns:mc="http://schemas.openxmlformats.org/markup-compatibility/2006" xmlns:aink="http://schemas.microsoft.com/office/drawing/2016/ink" xmlns:am3d="http://schemas.microsoft.com/office/drawing/2017/model3d" xmlns:o="urn:schemas-microsoft-com:office:office" xmlns:r="http://schemas.openxmlformats.org/officeDocument/2006/relationships" xmlns:m="http://schemas.openxmlformats.org/officeDocument/2006/math" xmlns:v="urn:schemas-microsoft-com:vml" xmlns:wp14="http://schemas.microsoft.com/office/word/2010/wordprocessingDrawing" xmlns:wp="http://schemas.openxmlformats.org/drawingml/2006/wordprocessingDrawing" xmlns:w10="urn:schemas-microsoft-com:office:word" xmlns:w="http://schemas.openxmlformats.org/wordprocessingml/2006/main" xmlns:w14="http://schemas.microsoft.com/office/word/2010/wordml" xmlns:w15="http://schemas.microsoft.com/office/word/2012/wordml" xmlns:w16cex="http://schemas.microsoft.com/office/word/2018/wordml/cex" xmlns:w16cid="http://schemas.microsoft.com/office/word/2016/wordml/cid" xmlns:w16="http://schemas.microsoft.com/office/word/2018/wordml" xmlns:w16sdtdh="http://schemas.microsoft.com/office/word/2020/wordml/sdtdatahash" xmlns:w16se="http://schemas.microsoft.com/office/word/2015/wordml/symex" xmlns:wpg="http://schemas.microsoft.com/office/word/2010/wordprocessingGroup" xmlns:wpi="http://schemas.microsoft.com/office/word/2010/wordprocessingInk" xmlns:wne="http://schemas.microsoft.com/office/word/2006/wordml" xmlns:wps="http://schemas.microsoft.com/office/word/2010/wordprocessingShape" mc:Ignorable="w14 w15 w16se w16cid w16 w16cex w16sdtdh wp14">
+<w:numbering xmlns:wpc="http://schemas.microsoft.com/office/word/2010/wordprocessingCanvas" xmlns:cx="http://schemas.microsoft.com/office/drawing/2014/chartex" xmlns:cx1="http://schemas.microsoft.com/office/drawing/2015/9/8/chartex" xmlns:cx2="http://schemas.microsoft.com/office/drawing/2015/10/21/chartex" xmlns:cx3="http://schemas.microsoft.com/office/drawing/2016/5/9/chartex" xmlns:cx4="http://schemas.microsoft.com/office/drawing/2016/5/10/chartex" xmlns:cx5="http://schemas.microsoft.com/office/drawing/2016/5/11/chartex" xmlns:cx6="http://schemas.microsoft.com/office/drawing/2016/5/12/chartex" xmlns:cx7="http://schemas.microsoft.com/office/drawing/2016/5/13/chartex" xmlns:cx8="http://schemas.microsoft.com/office/drawing/2016/5/14/chartex" xmlns:mc="http://schemas.openxmlformats.org/markup-compatibility/2006" xmlns:aink="http://schemas.microsoft.com/office/drawing/2016/ink" xmlns:am3d="http://schemas.microsoft.com/office/drawing/2017/model3d" xmlns:o="urn:schemas-microsoft-com:office:office" xmlns:oel="http://schemas.microsoft.com/office/2019/extlst" xmlns:r="http://schemas.openxmlformats.org/officeDocument/2006/relationships" xmlns:m="http://schemas.openxmlformats.org/officeDocument/2006/math" xmlns:v="urn:schemas-microsoft-com:vml" xmlns:wp14="http://schemas.microsoft.com/office/word/2010/wordprocessingDrawing" xmlns:wp="http://schemas.openxmlformats.org/drawingml/2006/wordprocessingDrawing" xmlns:w10="urn:schemas-microsoft-com:office:word" xmlns:w="http://schemas.openxmlformats.org/wordprocessingml/2006/main" xmlns:w14="http://schemas.microsoft.com/office/word/2010/wordml" xmlns:w15="http://schemas.microsoft.com/office/word/2012/wordml" xmlns:w16cex="http://schemas.microsoft.com/office/word/2018/wordml/cex" xmlns:w16cid="http://schemas.microsoft.com/office/word/2016/wordml/cid" xmlns:w16="http://schemas.microsoft.com/office/word/2018/wordml" xmlns:w16du="http://schemas.microsoft.com/office/word/2023/wordml/word16du" xmlns:w16sdtdh="http://schemas.microsoft.com/office/word/2020/wordml/sdtdatahash" xmlns:w16sdtfl="http://schemas.microsoft.com/office/word/2024/wordml/sdtformatlock" xmlns:w16se="http://schemas.microsoft.com/office/word/2015/wordml/symex" xmlns:wpg="http://schemas.microsoft.com/office/word/2010/wordprocessingGroup" xmlns:wpi="http://schemas.microsoft.com/office/word/2010/wordprocessingInk" xmlns:wne="http://schemas.microsoft.com/office/word/2006/wordml" xmlns:wps="http://schemas.microsoft.com/office/word/2010/wordprocessingShape" mc:Ignorable="w14 w15 w16se w16cid w16 w16cex w16sdtdh w16sdtfl w16du wp14">
   <w:abstractNum w:abstractNumId="0" w15:restartNumberingAfterBreak="0">
     <w:nsid w:val="00206BF6"/>
     <w:multiLevelType w:val="multilevel"/>
@@ -5587,56 +5537,56 @@
       </w:rPr>
     </w:lvl>
   </w:abstractNum>
-  <w:num w:numId="1">
+  <w:num w:numId="1" w16cid:durableId="714427689">
     <w:abstractNumId w:val="14"/>
   </w:num>
-  <w:num w:numId="2">
+  <w:num w:numId="2" w16cid:durableId="1546722037">
     <w:abstractNumId w:val="12"/>
   </w:num>
-  <w:num w:numId="3">
+  <w:num w:numId="3" w16cid:durableId="1096439132">
     <w:abstractNumId w:val="9"/>
   </w:num>
-  <w:num w:numId="4">
+  <w:num w:numId="4" w16cid:durableId="373651216">
     <w:abstractNumId w:val="3"/>
   </w:num>
-  <w:num w:numId="5">
+  <w:num w:numId="5" w16cid:durableId="498420986">
     <w:abstractNumId w:val="4"/>
   </w:num>
-  <w:num w:numId="6">
+  <w:num w:numId="6" w16cid:durableId="1865828434">
     <w:abstractNumId w:val="7"/>
   </w:num>
-  <w:num w:numId="7">
+  <w:num w:numId="7" w16cid:durableId="1519084284">
     <w:abstractNumId w:val="8"/>
   </w:num>
-  <w:num w:numId="8">
+  <w:num w:numId="8" w16cid:durableId="1559245074">
     <w:abstractNumId w:val="6"/>
   </w:num>
-  <w:num w:numId="9">
+  <w:num w:numId="9" w16cid:durableId="993946990">
     <w:abstractNumId w:val="11"/>
   </w:num>
-  <w:num w:numId="10">
+  <w:num w:numId="10" w16cid:durableId="1587569784">
     <w:abstractNumId w:val="1"/>
   </w:num>
-  <w:num w:numId="11">
+  <w:num w:numId="11" w16cid:durableId="1949121218">
     <w:abstractNumId w:val="13"/>
   </w:num>
-  <w:num w:numId="12">
+  <w:num w:numId="12" w16cid:durableId="151727717">
     <w:abstractNumId w:val="10"/>
   </w:num>
-  <w:num w:numId="13">
+  <w:num w:numId="13" w16cid:durableId="1245145355">
     <w:abstractNumId w:val="0"/>
   </w:num>
-  <w:num w:numId="14">
+  <w:num w:numId="14" w16cid:durableId="1584610652">
     <w:abstractNumId w:val="2"/>
   </w:num>
-  <w:num w:numId="15">
+  <w:num w:numId="15" w16cid:durableId="1139224092">
     <w:abstractNumId w:val="5"/>
   </w:num>
 </w:numbering>
 </file>
 
 <file path=word/styles.xml><?xml version="1.0" encoding="utf-8"?>
-<w:styles xmlns:mc="http://schemas.openxmlformats.org/markup-compatibility/2006" xmlns:r="http://schemas.openxmlformats.org/officeDocument/2006/relationships" xmlns:w="http://schemas.openxmlformats.org/wordprocessingml/2006/main" xmlns:w14="http://schemas.microsoft.com/office/word/2010/wordml" xmlns:w15="http://schemas.microsoft.com/office/word/2012/wordml" xmlns:w16cex="http://schemas.microsoft.com/office/word/2018/wordml/cex" xmlns:w16cid="http://schemas.microsoft.com/office/word/2016/wordml/cid" xmlns:w16="http://schemas.microsoft.com/office/word/2018/wordml" xmlns:w16sdtdh="http://schemas.microsoft.com/office/word/2020/wordml/sdtdatahash" xmlns:w16se="http://schemas.microsoft.com/office/word/2015/wordml/symex" mc:Ignorable="w14 w15 w16se w16cid w16 w16cex w16sdtdh">
+<w:styles xmlns:mc="http://schemas.openxmlformats.org/markup-compatibility/2006" xmlns:r="http://schemas.openxmlformats.org/officeDocument/2006/relationships" xmlns:w="http://schemas.openxmlformats.org/wordprocessingml/2006/main" xmlns:w14="http://schemas.microsoft.com/office/word/2010/wordml" xmlns:w15="http://schemas.microsoft.com/office/word/2012/wordml" xmlns:w16cex="http://schemas.microsoft.com/office/word/2018/wordml/cex" xmlns:w16cid="http://schemas.microsoft.com/office/word/2016/wordml/cid" xmlns:w16="http://schemas.microsoft.com/office/word/2018/wordml" xmlns:w16du="http://schemas.microsoft.com/office/word/2023/wordml/word16du" xmlns:w16sdtdh="http://schemas.microsoft.com/office/word/2020/wordml/sdtdatahash" xmlns:w16sdtfl="http://schemas.microsoft.com/office/word/2024/wordml/sdtformatlock" xmlns:w16se="http://schemas.microsoft.com/office/word/2015/wordml/symex" mc:Ignorable="w14 w15 w16se w16cid w16 w16cex w16sdtdh w16sdtfl w16du">
   <w:docDefaults>
     <w:rPrDefault>
       <w:rPr>
